--- a/media/CV_Greivin_Cordero_Solano_ES.docx
+++ b/media/CV_Greivin_Cordero_Solano_ES.docx
@@ -60,7 +60,7 @@
         <w:spacing w:after="120"/>
         <w:jc w:val="center"/>
       </w:pPr>
-      <w:hyperlink w:history="1" r:id="rIdxpc8bhvby2q_fiif295_b">
+      <w:hyperlink w:history="1" r:id="rIdc9a1dvr--iu5ptyewdukr">
         <w:r>
           <w:rPr>
             <w:color w:val="6FB1FC"/>
@@ -79,7 +79,7 @@
         </w:rPr>
         <w:t xml:space="preserve">  |  </w:t>
       </w:r>
-      <w:hyperlink w:history="1" r:id="rIdimjecfyg8gizf2gmzx9ub">
+      <w:hyperlink w:history="1" r:id="rIdbxlc_mwin284u8z3k1vue">
         <w:r>
           <w:rPr>
             <w:color w:val="6FB1FC"/>
@@ -886,38 +886,65 @@
     </w:p>
     <w:p>
       <w:pPr>
-        <w:spacing w:after="12" w:before="100"/>
-      </w:pPr>
-      <w:r>
-        <w:rPr>
-          <w:b/>
-          <w:bCs/>
+        <w:spacing w:after="20" w:before="120"/>
+        <w:jc w:val="center"/>
+      </w:pPr>
+      <w:r>
+        <w:rPr>
           <w:color w:val="C9A85B"/>
-          <w:sz w:val="17"/>
-          <w:szCs w:val="17"/>
+          <w:sz w:val="28"/>
+          <w:szCs w:val="28"/>
+        </w:rPr>
+        <w:t xml:space="preserve">—</w:t>
+      </w:r>
+    </w:p>
+    <w:p>
+      <w:pPr>
+        <w:spacing w:after="15"/>
+        <w:jc w:val="center"/>
+      </w:pPr>
+      <w:r>
+        <w:rPr>
+          <w:rFonts w:ascii="Georgia" w:cs="Georgia" w:eastAsia="Georgia" w:hAnsi="Georgia"/>
+          <w:b/>
+          <w:bCs/>
+          <w:color w:val="C9A85B"/>
+          <w:sz w:val="20"/>
+          <w:szCs w:val="20"/>
         </w:rPr>
         <w:t xml:space="preserve">Documentos de Respaldo</w:t>
       </w:r>
     </w:p>
     <w:p>
-      <w:r>
-        <w:rPr>
+      <w:pPr>
+        <w:spacing w:after="10"/>
+        <w:jc w:val="center"/>
+      </w:pPr>
+      <w:r>
+        <w:rPr>
+          <w:rFonts w:ascii="Georgia" w:cs="Georgia" w:eastAsia="Georgia" w:hAnsi="Georgia"/>
           <w:i/>
           <w:iCs/>
           <w:color w:val="555555"/>
           <w:sz w:val="16"/>
           <w:szCs w:val="16"/>
         </w:rPr>
-        <w:t xml:space="preserve">Cartas de recomendación, títulos, certificados y documentación extra disponibles en </w:t>
-      </w:r>
-      <w:hyperlink w:history="1" r:id="rIdncj7_nv7baazsopn83rjh">
+        <w:t xml:space="preserve">Cartas de recomendación, títulos, certificados y documentación extra disponibles en</w:t>
+      </w:r>
+    </w:p>
+    <w:p>
+      <w:pPr>
+        <w:jc w:val="center"/>
+      </w:pPr>
+      <w:hyperlink w:history="1" r:id="rIdsrsogya13in_tnmnxuvj0">
         <w:r>
           <w:rPr>
+            <w:rFonts w:ascii="Georgia" w:cs="Georgia" w:eastAsia="Georgia" w:hAnsi="Georgia"/>
             <w:b/>
             <w:bCs/>
             <w:color w:val="C9A85B"/>
-            <w:sz w:val="17"/>
-            <w:szCs w:val="17"/>
+            <w:sz w:val="20"/>
+            <w:szCs w:val="20"/>
             <w:u w:val="single"/>
           </w:rPr>
           <w:t xml:space="preserve">maucordero.github.io/portfolio</w:t>

--- a/media/CV_Greivin_Cordero_Solano_ES.docx
+++ b/media/CV_Greivin_Cordero_Solano_ES.docx
@@ -60,7 +60,7 @@
         <w:spacing w:after="120"/>
         <w:jc w:val="center"/>
       </w:pPr>
-      <w:hyperlink w:history="1" r:id="rIdc9a1dvr--iu5ptyewdukr">
+      <w:hyperlink w:history="1" r:id="rIdyiphqtjnkcyqvvpkvx-yp">
         <w:r>
           <w:rPr>
             <w:color w:val="6FB1FC"/>
@@ -79,7 +79,7 @@
         </w:rPr>
         <w:t xml:space="preserve">  |  </w:t>
       </w:r>
-      <w:hyperlink w:history="1" r:id="rIdbxlc_mwin284u8z3k1vue">
+      <w:hyperlink w:history="1" r:id="rIdlho9lfqpp0zgv9diovyyi">
         <w:r>
           <w:rPr>
             <w:color w:val="6FB1FC"/>
@@ -936,7 +936,7 @@
       <w:pPr>
         <w:jc w:val="center"/>
       </w:pPr>
-      <w:hyperlink w:history="1" r:id="rIdsrsogya13in_tnmnxuvj0">
+      <w:hyperlink w:history="1" r:id="rIdm4hsns9k7cppcgotw-ecd">
         <w:r>
           <w:rPr>
             <w:rFonts w:ascii="Georgia" w:cs="Georgia" w:eastAsia="Georgia" w:hAnsi="Georgia"/>

--- a/media/CV_Greivin_Cordero_Solano_ES.docx
+++ b/media/CV_Greivin_Cordero_Solano_ES.docx
@@ -29,11 +29,11 @@
         <w:rPr>
           <w:i/>
           <w:iCs/>
-          <w:color w:val="C9A85B"/>
+          <w:color w:val="B8953D"/>
           <w:sz w:val="18"/>
           <w:szCs w:val="18"/>
         </w:rPr>
-        <w:t xml:space="preserve">Hospitality Operations | Ventas y Servicio al Cliente | Marketing Digital</w:t>
+        <w:t>Administración Bilingüe y Servicio al Cliente | Soporte Inmobiliario | Operaciones de Hospitalidad</w:t>
       </w:r>
     </w:p>
     <w:p>
@@ -110,15 +110,20 @@
       </w:r>
     </w:p>
     <w:p>
-      <w:pPr>
-        <w:spacing w:after="30"/>
-      </w:pPr>
-      <w:r>
-        <w:rPr>
-          <w:sz w:val="17"/>
-          <w:szCs w:val="17"/>
-        </w:rPr>
-        <w:t xml:space="preserve">Profesional en Hospitalidad y Gerente de A&amp;B con experiencia en control de costos, automatización avanzada en Excel y marketing digital. Completé el Diplomado en Gestión Turística Sostenible en la UNED; actualmente curso el Bachillerato. Combino pensamiento analítico con ejecución operativa para transformar datos en decisiones de negocio.</w:t>
+      <w:r>
+        <w:rPr>
+          <w:rFonts w:ascii="Arial" w:hAnsi="Arial"/>
+          <w:b w:val="0"/>
+          <w:color w:val="000000"/>
+          <w:sz w:val="22"/>
+        </w:rPr>
+        <w:t>Profesional Bilingüe en Administración y Servicio al Cliente con una sólida base en operaciones inmobiliarias, hospitalidad y soporte a equipos internacionales. Habiendo trabajado más de tres años apoyando exitosamente a una empresa en el extranjero de forma 100% remota, sé lo que se necesita para entregar resultados confiables a través de diferentes zonas horarias. Me siento cómodo gestionando comunicación asíncrona, organizando espacios de trabajo digitales y asegurando que las tareas administrativas diarias se completen eficientemente sin necesidad de supervisión constante. También he trasladado mi base sólida en relaciones con clientes al sector inmobiliario. Mi enfoque está en la precisión operativa: mantener registros de clientes exactos, realizar entrada de datos confiable en sistemas de bases de datos, atender consultas bilingües de clientes y apoyar el flujo de trabajo de ventas para mantener al equipo organizado y receptivo.</w:t>
+        <w:br/>
+        <w:br/>
+        <w:t>Actualmente, curso el Bachillerato en Gestión Turística Sostenible en la UNED. Este entorno académico ha fortalecido aún más mi disciplina para el trabajo independiente, la investigación y la planificación de proyectos a largo plazo.</w:t>
+        <w:br/>
+        <w:br/>
+        <w:t>Para tender el puente entre las operaciones tradicionales y la eficiencia digital moderna, estoy expandiendo activamente mi conjunto de herramientas técnicas. Estoy dedicando tiempo a aprender fundamentos de análisis de datos y Excel intermedio, con el objetivo de eventualmente ayudar a los equipos a optimizar procesos administrativos y elevar la experiencia integral del cliente.</w:t>
       </w:r>
     </w:p>
     <w:p>
@@ -136,113 +141,102 @@
           <w:sz w:val="22"/>
           <w:szCs w:val="22"/>
         </w:rPr>
-        <w:t xml:space="preserve">Competencias Clave</w:t>
-      </w:r>
-    </w:p>
-    <w:p>
-      <w:pPr>
-        <w:spacing w:after="10"/>
-      </w:pPr>
-      <w:r>
-        <w:rPr>
-          <w:b/>
-          <w:bCs/>
-          <w:color w:val="1F3A5F"/>
-          <w:sz w:val="16"/>
-          <w:szCs w:val="16"/>
-        </w:rPr>
-        <w:t xml:space="preserve">Operaciones: </w:t>
-      </w:r>
-      <w:r>
-        <w:rPr>
-          <w:sz w:val="16"/>
-          <w:szCs w:val="16"/>
-        </w:rPr>
-        <w:t xml:space="preserve">Gestión de A&amp;B, Cadena de Suministro, Estándares de Servicio, Relaciones con Huéspedes</w:t>
-      </w:r>
-    </w:p>
-    <w:p>
-      <w:pPr>
-        <w:spacing w:after="10"/>
-      </w:pPr>
-      <w:r>
-        <w:rPr>
-          <w:b/>
-          <w:bCs/>
-          <w:color w:val="1F3A5F"/>
-          <w:sz w:val="16"/>
-          <w:szCs w:val="16"/>
-        </w:rPr>
-        <w:t xml:space="preserve">Análisis de Datos: </w:t>
-      </w:r>
-      <w:r>
-        <w:rPr>
-          <w:sz w:val="16"/>
-          <w:szCs w:val="16"/>
-        </w:rPr>
-        <w:t xml:space="preserve">Excel Avanzado, Reportes de KPIs, Optimización de Costos, Decisiones Basadas en Datos</w:t>
-      </w:r>
-    </w:p>
-    <w:p>
-      <w:pPr>
-        <w:spacing w:after="10"/>
-      </w:pPr>
-      <w:r>
-        <w:rPr>
-          <w:b/>
-          <w:bCs/>
-          <w:color w:val="1F3A5F"/>
-          <w:sz w:val="16"/>
-          <w:szCs w:val="16"/>
-        </w:rPr>
-        <w:t xml:space="preserve">Ventas y CRM: </w:t>
-      </w:r>
-      <w:r>
-        <w:rPr>
-          <w:sz w:val="16"/>
-          <w:szCs w:val="16"/>
-        </w:rPr>
-        <w:t xml:space="preserve">Soporte en Ventas, Seguimiento de Prospectos, Relaciones Bilingües, Gestión de CRM</w:t>
-      </w:r>
-    </w:p>
-    <w:p>
-      <w:pPr>
-        <w:spacing w:after="10"/>
-      </w:pPr>
-      <w:r>
-        <w:rPr>
-          <w:b/>
-          <w:bCs/>
-          <w:color w:val="1F3A5F"/>
-          <w:sz w:val="16"/>
-          <w:szCs w:val="16"/>
-        </w:rPr>
-        <w:t xml:space="preserve">Digital: </w:t>
-      </w:r>
-      <w:r>
-        <w:rPr>
-          <w:sz w:val="16"/>
-          <w:szCs w:val="16"/>
-        </w:rPr>
-        <w:t xml:space="preserve">Estrategia de Marketing Digital, Gestión de Redes Sociales, Diseño en Canva</w:t>
-      </w:r>
-    </w:p>
-    <w:p>
-      <w:pPr>
-        <w:pBdr>
-          <w:bottom w:val="single" w:color="C9A85B" w:sz="6"/>
-        </w:pBdr>
-        <w:spacing w:after="40" w:before="120"/>
-      </w:pPr>
-      <w:r>
-        <w:rPr>
-          <w:b/>
-          <w:bCs/>
-          <w:color w:val="1F3A5F"/>
+        <w:t>Habilidades Clave y Experiencia Diaria</w:t>
+      </w:r>
+    </w:p>
+    <w:p>
+      <w:r>
+        <w:rPr>
+          <w:rFonts w:ascii="Arial" w:hAnsi="Arial"/>
+          <w:b/>
+          <w:color w:val="1A3A4A"/>
           <w:sz w:val="22"/>
-          <w:szCs w:val="22"/>
-        </w:rPr>
-        <w:t xml:space="preserve">Experiencia Laboral</w:t>
+        </w:rPr>
+        <w:t xml:space="preserve">Operaciones Administrativas: </w:t>
+      </w:r>
+      <w:r>
+        <w:rPr>
+          <w:rFonts w:ascii="Arial" w:hAnsi="Arial"/>
+          <w:color w:val="000000"/>
+          <w:sz w:val="22"/>
+        </w:rPr>
+        <w:t>Entrada de datos, organización de documentos digitales, gestión de correo electrónico y comunicación confiable entre zonas horarias.</w:t>
+      </w:r>
+    </w:p>
+    <w:p>
+      <w:r>
+        <w:rPr>
+          <w:rFonts w:ascii="Arial" w:hAnsi="Arial"/>
+          <w:b/>
+          <w:color w:val="1A3A4A"/>
+          <w:sz w:val="22"/>
+        </w:rPr>
+        <w:t xml:space="preserve">Servicio al Cliente: </w:t>
+      </w:r>
+      <w:r>
+        <w:rPr>
+          <w:rFonts w:ascii="Arial" w:hAnsi="Arial"/>
+          <w:color w:val="000000"/>
+          <w:sz w:val="22"/>
+        </w:rPr>
+        <w:t>Soporte bilingüe (inglés/español), respuesta a consultas de clientes y resolución de incidencias operativas diarias con actitud positiva.</w:t>
+      </w:r>
+    </w:p>
+    <w:p>
+      <w:r>
+        <w:rPr>
+          <w:rFonts w:ascii="Arial" w:hAnsi="Arial"/>
+          <w:b/>
+          <w:color w:val="1A3A4A"/>
+          <w:sz w:val="22"/>
+        </w:rPr>
+        <w:t xml:space="preserve">Soporte Inmobiliario: </w:t>
+      </w:r>
+      <w:r>
+        <w:rPr>
+          <w:rFonts w:ascii="Arial" w:hAnsi="Arial"/>
+          <w:color w:val="000000"/>
+          <w:sz w:val="22"/>
+        </w:rPr>
+        <w:t>Actualización de bases de datos de propiedades, asistencia en tareas administrativas diarias y soporte al flujo de trabajo del equipo de ventas.</w:t>
+      </w:r>
+    </w:p>
+    <w:p>
+      <w:r>
+        <w:rPr>
+          <w:rFonts w:ascii="Arial" w:hAnsi="Arial"/>
+          <w:b/>
+          <w:color w:val="1A3A4A"/>
+          <w:sz w:val="22"/>
+        </w:rPr>
+        <w:t xml:space="preserve">Operaciones de Hospitalidad: </w:t>
+      </w:r>
+      <w:r>
+        <w:rPr>
+          <w:rFonts w:ascii="Arial" w:hAnsi="Arial"/>
+          <w:color w:val="000000"/>
+          <w:sz w:val="22"/>
+        </w:rPr>
+        <w:t>Servicio al cliente de alto volumen, gestión de pedidos y aseguramiento de experiencias excelentes para el huésped en entornos dinámicos.</w:t>
+      </w:r>
+    </w:p>
+    <w:p>
+      <w:r>
+        <w:rPr>
+          <w:rFonts w:ascii="Arial" w:hAnsi="Arial"/>
+          <w:b/>
+          <w:color w:val="1A3A4A"/>
+          <w:sz w:val="22"/>
+        </w:rPr>
+        <w:t xml:space="preserve">Trabajo Autónomo y Aprendizaje: </w:t>
+      </w:r>
+      <w:r>
+        <w:rPr>
+          <w:rFonts w:ascii="Arial" w:hAnsi="Arial"/>
+          <w:color w:val="000000"/>
+          <w:sz w:val="22"/>
+        </w:rPr>
+        <w:t>Capacidad comprobada para trabajar de forma independiente, gestionar el tiempo eficazmente y aprender nuevas herramientas como Excel y análisis de datos.</w:t>
       </w:r>
     </w:p>
     <w:p>
@@ -260,7 +254,7 @@
           <w:sz w:val="17"/>
           <w:szCs w:val="17"/>
         </w:rPr>
-        <w:t xml:space="preserve">Operaciones Hoteleras | Ventas y Servicio al Cliente | Marketing Digital</w:t>
+        <w:t>Hospitality Operations | Sales &amp; Customer Service Support | Digital Tools &amp; Marketing</w:t>
       </w:r>
       <w:r>
         <w:rPr>
@@ -437,7 +431,7 @@
           <w:sz w:val="17"/>
           <w:szCs w:val="17"/>
         </w:rPr>
-        <w:t xml:space="preserve">Servicio al Cliente y Operaciones de Restaurante</w:t>
+        <w:t>Service Operations &amp; Guest Experience</w:t>
       </w:r>
       <w:r>
         <w:rPr>
@@ -588,7 +582,7 @@
           <w:sz w:val="17"/>
           <w:szCs w:val="17"/>
         </w:rPr>
-        <w:t xml:space="preserve">Asistente Administrativo y Especialista en Servicio al Cliente Internacional</w:t>
+        <w:t>Administrative Assistant &amp; International Customer Service Specialist</w:t>
       </w:r>
       <w:r>
         <w:rPr>

--- a/media/CV_Greivin_Cordero_Solano_ES.docx
+++ b/media/CV_Greivin_Cordero_Solano_ES.docx
@@ -33,7 +33,7 @@
           <w:sz w:val="18"/>
           <w:szCs w:val="18"/>
         </w:rPr>
-        <w:t>Administración Bilingüe y Servicio al Cliente | Soporte Inmobiliario | Operaciones de Hospitalidad</w:t>
+        <w:t>Administracion Bilingue y Servicio al Cliente | Soporte Inmobiliario | Operaciones de Hospitalidad</w:t>
       </w:r>
     </w:p>
     <w:p>
@@ -110,20 +110,99 @@
       </w:r>
     </w:p>
     <w:p>
-      <w:r>
-        <w:rPr>
-          <w:rFonts w:ascii="Arial" w:hAnsi="Arial"/>
-          <w:b w:val="0"/>
-          <w:color w:val="000000"/>
-          <w:sz w:val="22"/>
-        </w:rPr>
-        <w:t>Profesional Bilingüe en Administración y Servicio al Cliente con una sólida base en operaciones inmobiliarias, hospitalidad y soporte a equipos internacionales. Habiendo trabajado más de tres años apoyando exitosamente a una empresa en el extranjero de forma 100% remota, sé lo que se necesita para entregar resultados confiables a través de diferentes zonas horarias. Me siento cómodo gestionando comunicación asíncrona, organizando espacios de trabajo digitales y asegurando que las tareas administrativas diarias se completen eficientemente sin necesidad de supervisión constante. También he trasladado mi base sólida en relaciones con clientes al sector inmobiliario. Mi enfoque está en la precisión operativa: mantener registros de clientes exactos, realizar entrada de datos confiable en sistemas de bases de datos, atender consultas bilingües de clientes y apoyar el flujo de trabajo de ventas para mantener al equipo organizado y receptivo.</w:t>
-        <w:br/>
-        <w:br/>
-        <w:t>Actualmente, curso el Bachillerato en Gestión Turística Sostenible en la UNED. Este entorno académico ha fortalecido aún más mi disciplina para el trabajo independiente, la investigación y la planificación de proyectos a largo plazo.</w:t>
-        <w:br/>
-        <w:br/>
-        <w:t>Para tender el puente entre las operaciones tradicionales y la eficiencia digital moderna, estoy expandiendo activamente mi conjunto de herramientas técnicas. Estoy dedicando tiempo a aprender fundamentos de análisis de datos y Excel intermedio, con el objetivo de eventualmente ayudar a los equipos a optimizar procesos administrativos y elevar la experiencia integral del cliente.</w:t>
+      <w:pPr>
+        <w:spacing w:after="30"/>
+      </w:pPr>
+      <w:r>
+        <w:rPr>
+          <w:color w:val="B8953D"/>
+          <w:sz w:val="17"/>
+        </w:rPr>
+        <w:t>Profesional Bilingue en Administracion y Servicio al Cliente</w:t>
+      </w:r>
+      <w:r>
+        <w:rPr>
+          <w:sz w:val="17"/>
+        </w:rPr>
+        <w:t xml:space="preserve"> con una solida base en </w:t>
+      </w:r>
+      <w:r>
+        <w:rPr>
+          <w:color w:val="B8953D"/>
+          <w:sz w:val="17"/>
+        </w:rPr>
+        <w:t>operaciones inmobiliarias</w:t>
+      </w:r>
+      <w:r>
+        <w:rPr>
+          <w:sz w:val="17"/>
+        </w:rPr>
+        <w:t xml:space="preserve">, hospitalidad y </w:t>
+      </w:r>
+      <w:r>
+        <w:rPr>
+          <w:color w:val="B8953D"/>
+          <w:sz w:val="17"/>
+        </w:rPr>
+        <w:t>soporte a equipos internacionales</w:t>
+      </w:r>
+      <w:r>
+        <w:rPr>
+          <w:sz w:val="17"/>
+        </w:rPr>
+        <w:t xml:space="preserve">. Mas de tres anos de experiencia remota apoyando a una empresa en el extranjero a traves de distintas zonas horarias. Habilidad en </w:t>
+      </w:r>
+      <w:r>
+        <w:rPr>
+          <w:color w:val="B8953D"/>
+          <w:sz w:val="17"/>
+        </w:rPr>
+        <w:t>comunicacion asincrona</w:t>
+      </w:r>
+      <w:r>
+        <w:rPr>
+          <w:sz w:val="17"/>
+        </w:rPr>
+        <w:t xml:space="preserve">, organizacion de espacios de trabajo digitales y gestion autonoma de tareas. Base solida en relaciones con clientes aplicada al sector inmobiliario: registros precisos, entrada de datos en bases de datos, </w:t>
+      </w:r>
+      <w:r>
+        <w:rPr>
+          <w:color w:val="B8953D"/>
+          <w:sz w:val="17"/>
+        </w:rPr>
+        <w:t>consultas bilingues</w:t>
+      </w:r>
+      <w:r>
+        <w:rPr>
+          <w:sz w:val="17"/>
+        </w:rPr>
+        <w:t xml:space="preserve"> y soporte al flujo de ventas. Actualmente curso el Bachillerato en Gestion Turistica Sostenible en la UNED. Aprendiendo activamente </w:t>
+      </w:r>
+      <w:r>
+        <w:rPr>
+          <w:color w:val="B8953D"/>
+          <w:sz w:val="17"/>
+        </w:rPr>
+        <w:t>fundamentos de analisis de datos</w:t>
+      </w:r>
+      <w:r>
+        <w:rPr>
+          <w:sz w:val="17"/>
+        </w:rPr>
+        <w:t xml:space="preserve"> y </w:t>
+      </w:r>
+      <w:r>
+        <w:rPr>
+          <w:color w:val="B8953D"/>
+          <w:sz w:val="17"/>
+        </w:rPr>
+        <w:t>Excel intermedio</w:t>
+      </w:r>
+      <w:r>
+        <w:rPr>
+          <w:sz w:val="17"/>
+        </w:rPr>
+        <w:t>.</w:t>
       </w:r>
     </w:p>
     <w:p>
@@ -141,102 +220,114 @@
           <w:sz w:val="22"/>
           <w:szCs w:val="22"/>
         </w:rPr>
-        <w:t>Habilidades Clave y Experiencia Diaria</w:t>
-      </w:r>
-    </w:p>
-    <w:p>
-      <w:r>
-        <w:rPr>
-          <w:rFonts w:ascii="Arial" w:hAnsi="Arial"/>
-          <w:b/>
-          <w:color w:val="1A3A4A"/>
+        <w:t xml:space="preserve">Competencias Clave</w:t>
+      </w:r>
+    </w:p>
+    <w:p>
+      <w:pPr>
+        <w:spacing w:after="10"/>
+      </w:pPr>
+      <w:r>
+        <w:rPr>
+          <w:b/>
+          <w:bCs/>
+          <w:color w:val="1F3A5F"/>
+          <w:sz w:val="16"/>
+          <w:szCs w:val="16"/>
+        </w:rPr>
+        <w:t>Operaciones Administrativas: Entrada de datos, organizacion de documentos digitales, gestion de correo electronico y comunicacion confiable entre zonas horarias.</w:t>
+      </w:r>
+    </w:p>
+    <w:p>
+      <w:pPr>
+        <w:spacing w:after="10"/>
+      </w:pPr>
+      <w:r>
+        <w:rPr>
+          <w:b/>
+          <w:bCs/>
+          <w:color w:val="1F3A5F"/>
+          <w:sz w:val="16"/>
+          <w:szCs w:val="16"/>
+        </w:rPr>
+        <w:t>Servicio al Cliente: Soporte bilingue (ingles/espanol), respuesta a consultas de clientes y resolucion de incidencias operativas diarias con actitud positiva.</w:t>
+      </w:r>
+    </w:p>
+    <w:p>
+      <w:pPr>
+        <w:spacing w:after="10"/>
+      </w:pPr>
+      <w:r>
+        <w:rPr>
+          <w:b/>
+          <w:bCs/>
+          <w:color w:val="1F3A5F"/>
+          <w:sz w:val="16"/>
+          <w:szCs w:val="16"/>
+        </w:rPr>
+        <w:t xml:space="preserve">Ventas y CRM: </w:t>
+      </w:r>
+      <w:r>
+        <w:rPr>
+          <w:sz w:val="16"/>
+          <w:szCs w:val="16"/>
+        </w:rPr>
+        <w:t xml:space="preserve">Soporte en Ventas, Seguimiento de Prospectos, Relaciones Bilingües, Gestión de CRM</w:t>
+      </w:r>
+    </w:p>
+    <w:p>
+      <w:pPr>
+        <w:spacing w:after="10"/>
+      </w:pPr>
+      <w:r>
+        <w:rPr>
+          <w:b/>
+          <w:color w:val="B8953D"/>
+          <w:sz w:val="16"/>
+        </w:rPr>
+        <w:t>Operaciones de Hospitalidad</w:t>
+      </w:r>
+      <w:r>
+        <w:rPr>
+          <w:b/>
+          <w:sz w:val="16"/>
+        </w:rPr>
+        <w:t>: Servicio al cliente de alto volumen, gestion de pedidos y aseguramiento de experiencias excelentes para el huesped en entornos dinamicos.</w:t>
+      </w:r>
+    </w:p>
+    <w:p>
+      <w:r>
+        <w:rPr>
+          <w:b/>
+          <w:color w:val="B8953D"/>
+          <w:sz w:val="16"/>
+        </w:rPr>
+        <w:t>Trabajo Autonomo y Aprendizaje</w:t>
+      </w:r>
+      <w:r>
+        <w:rPr>
+          <w:b/>
+          <w:sz w:val="16"/>
+        </w:rPr>
+        <w:t>: Capacidad comprobada para trabajar de forma independiente, gestionar el tiempo eficazmente y aprender nuevas herramientas como Excel y analisis de datos.</w:t>
+      </w:r>
+    </w:p>
+    <w:p>
+      <w:pPr>
+        <w:pBdr>
+          <w:bottom w:val="single" w:color="C9A85B" w:sz="6"/>
+        </w:pBdr>
+        <w:spacing w:after="40" w:before="120"/>
+      </w:pPr>
+      <w:r>
+        <w:rPr>
+          <w:b/>
+          <w:bCs/>
+          <w:color w:val="1F3A5F"/>
           <w:sz w:val="22"/>
-        </w:rPr>
-        <w:t xml:space="preserve">Operaciones Administrativas: </w:t>
-      </w:r>
-      <w:r>
-        <w:rPr>
-          <w:rFonts w:ascii="Arial" w:hAnsi="Arial"/>
-          <w:color w:val="000000"/>
-          <w:sz w:val="22"/>
-        </w:rPr>
-        <w:t>Entrada de datos, organización de documentos digitales, gestión de correo electrónico y comunicación confiable entre zonas horarias.</w:t>
-      </w:r>
-    </w:p>
-    <w:p>
-      <w:r>
-        <w:rPr>
-          <w:rFonts w:ascii="Arial" w:hAnsi="Arial"/>
-          <w:b/>
-          <w:color w:val="1A3A4A"/>
-          <w:sz w:val="22"/>
-        </w:rPr>
-        <w:t xml:space="preserve">Servicio al Cliente: </w:t>
-      </w:r>
-      <w:r>
-        <w:rPr>
-          <w:rFonts w:ascii="Arial" w:hAnsi="Arial"/>
-          <w:color w:val="000000"/>
-          <w:sz w:val="22"/>
-        </w:rPr>
-        <w:t>Soporte bilingüe (inglés/español), respuesta a consultas de clientes y resolución de incidencias operativas diarias con actitud positiva.</w:t>
-      </w:r>
-    </w:p>
-    <w:p>
-      <w:r>
-        <w:rPr>
-          <w:rFonts w:ascii="Arial" w:hAnsi="Arial"/>
-          <w:b/>
-          <w:color w:val="1A3A4A"/>
-          <w:sz w:val="22"/>
-        </w:rPr>
-        <w:t xml:space="preserve">Soporte Inmobiliario: </w:t>
-      </w:r>
-      <w:r>
-        <w:rPr>
-          <w:rFonts w:ascii="Arial" w:hAnsi="Arial"/>
-          <w:color w:val="000000"/>
-          <w:sz w:val="22"/>
-        </w:rPr>
-        <w:t>Actualización de bases de datos de propiedades, asistencia en tareas administrativas diarias y soporte al flujo de trabajo del equipo de ventas.</w:t>
-      </w:r>
-    </w:p>
-    <w:p>
-      <w:r>
-        <w:rPr>
-          <w:rFonts w:ascii="Arial" w:hAnsi="Arial"/>
-          <w:b/>
-          <w:color w:val="1A3A4A"/>
-          <w:sz w:val="22"/>
-        </w:rPr>
-        <w:t xml:space="preserve">Operaciones de Hospitalidad: </w:t>
-      </w:r>
-      <w:r>
-        <w:rPr>
-          <w:rFonts w:ascii="Arial" w:hAnsi="Arial"/>
-          <w:color w:val="000000"/>
-          <w:sz w:val="22"/>
-        </w:rPr>
-        <w:t>Servicio al cliente de alto volumen, gestión de pedidos y aseguramiento de experiencias excelentes para el huésped en entornos dinámicos.</w:t>
-      </w:r>
-    </w:p>
-    <w:p>
-      <w:r>
-        <w:rPr>
-          <w:rFonts w:ascii="Arial" w:hAnsi="Arial"/>
-          <w:b/>
-          <w:color w:val="1A3A4A"/>
-          <w:sz w:val="22"/>
-        </w:rPr>
-        <w:t xml:space="preserve">Trabajo Autónomo y Aprendizaje: </w:t>
-      </w:r>
-      <w:r>
-        <w:rPr>
-          <w:rFonts w:ascii="Arial" w:hAnsi="Arial"/>
-          <w:color w:val="000000"/>
-          <w:sz w:val="22"/>
-        </w:rPr>
-        <w:t>Capacidad comprobada para trabajar de forma independiente, gestionar el tiempo eficazmente y aprender nuevas herramientas como Excel y análisis de datos.</w:t>
+          <w:szCs w:val="22"/>
+        </w:rPr>
+        <w:t xml:space="preserve">Experiencia Laboral</w:t>
       </w:r>
     </w:p>
     <w:p>
@@ -254,7 +345,7 @@
           <w:sz w:val="17"/>
           <w:szCs w:val="17"/>
         </w:rPr>
-        <w:t>Hospitality Operations | Sales &amp; Customer Service Support | Digital Tools &amp; Marketing</w:t>
+        <w:t xml:space="preserve">Operaciones Hoteleras | Ventas y Servicio al Cliente | Marketing Digital</w:t>
       </w:r>
       <w:r>
         <w:rPr>
@@ -432,16 +523,8 @@
           <w:szCs w:val="17"/>
         </w:rPr>
         <w:t>Service Operations &amp; Guest Experience</w:t>
-      </w:r>
-      <w:r>
-        <w:rPr>
-          <w:b/>
-          <w:bCs/>
-          <w:color w:val="C9A85B"/>
-          <w:sz w:val="15"/>
-          <w:szCs w:val="15"/>
-        </w:rPr>
-        <w:t xml:space="preserve">	Ago 2021 – Nov 2025 · 4 años 4 meses</w:t>
+        <w:tab/>
+        <w:t>Ago 2021 – Nov 2025 · 4 años 4 meses</w:t>
       </w:r>
     </w:p>
     <w:p>
@@ -513,17 +596,9 @@
           <w:sz w:val="17"/>
           <w:szCs w:val="17"/>
         </w:rPr>
-        <w:t xml:space="preserve">Servidor de Alimentos y Bebidas | Bartender</w:t>
-      </w:r>
-      <w:r>
-        <w:rPr>
-          <w:b/>
-          <w:bCs/>
-          <w:color w:val="C9A85B"/>
-          <w:sz w:val="15"/>
-          <w:szCs w:val="15"/>
-        </w:rPr>
-        <w:t xml:space="preserve">	Nov 2017 – Jun 2020 · 2 años 8 meses</w:t>
+        <w:t>Food &amp; Beverage Server &amp; Bartender</w:t>
+        <w:tab/>
+        <w:t>Nov 2017 – Jun 2020 · 2 años 8 meses</w:t>
       </w:r>
     </w:p>
     <w:p>
@@ -583,16 +658,8 @@
           <w:szCs w:val="17"/>
         </w:rPr>
         <w:t>Administrative Assistant &amp; International Customer Service Specialist</w:t>
-      </w:r>
-      <w:r>
-        <w:rPr>
-          <w:b/>
-          <w:bCs/>
-          <w:color w:val="C9A85B"/>
-          <w:sz w:val="15"/>
-          <w:szCs w:val="15"/>
-        </w:rPr>
-        <w:t xml:space="preserve">	Ene 2014 – Abr 2017 · 3 años 4 meses</w:t>
+        <w:tab/>
+        <w:t>Ene 2014 – Abr 2017 · 3 años 4 meses</w:t>
       </w:r>
     </w:p>
     <w:p>

--- a/media/CV_Greivin_Cordero_Solano_ES.docx
+++ b/media/CV_Greivin_Cordero_Solano_ES.docx
@@ -28,12 +28,17 @@
       <w:r>
         <w:rPr>
           <w:i/>
-          <w:iCs/>
           <w:color w:val="B8953D"/>
           <w:sz w:val="18"/>
-          <w:szCs w:val="18"/>
-        </w:rPr>
-        <w:t>Administracion Bilingue y Servicio al Cliente | Soporte Inmobiliario | Operaciones de Hospitalidad</w:t>
+        </w:rPr>
+        <w:t>Admin Bilingue y Servicio al Cliente</w:t>
+      </w:r>
+      <w:r>
+        <w:rPr>
+          <w:i/>
+          <w:sz w:val="18"/>
+        </w:rPr>
+        <w:t xml:space="preserve"> | Soporte Inmobiliario | Operaciones de Hospitalidad</w:t>
       </w:r>
     </w:p>
     <w:p>
@@ -115,94 +120,10 @@
       </w:pPr>
       <w:r>
         <w:rPr>
-          <w:color w:val="B8953D"/>
           <w:sz w:val="17"/>
-        </w:rPr>
-        <w:t>Profesional Bilingue en Administracion y Servicio al Cliente</w:t>
-      </w:r>
-      <w:r>
-        <w:rPr>
-          <w:sz w:val="17"/>
-        </w:rPr>
-        <w:t xml:space="preserve"> con una solida base en </w:t>
-      </w:r>
-      <w:r>
-        <w:rPr>
-          <w:color w:val="B8953D"/>
-          <w:sz w:val="17"/>
-        </w:rPr>
-        <w:t>operaciones inmobiliarias</w:t>
-      </w:r>
-      <w:r>
-        <w:rPr>
-          <w:sz w:val="17"/>
-        </w:rPr>
-        <w:t xml:space="preserve">, hospitalidad y </w:t>
-      </w:r>
-      <w:r>
-        <w:rPr>
-          <w:color w:val="B8953D"/>
-          <w:sz w:val="17"/>
-        </w:rPr>
-        <w:t>soporte a equipos internacionales</w:t>
-      </w:r>
-      <w:r>
-        <w:rPr>
-          <w:sz w:val="17"/>
-        </w:rPr>
-        <w:t xml:space="preserve">. Mas de tres anos de experiencia remota apoyando a una empresa en el extranjero a traves de distintas zonas horarias. Habilidad en </w:t>
-      </w:r>
-      <w:r>
-        <w:rPr>
-          <w:color w:val="B8953D"/>
-          <w:sz w:val="17"/>
-        </w:rPr>
-        <w:t>comunicacion asincrona</w:t>
-      </w:r>
-      <w:r>
-        <w:rPr>
-          <w:sz w:val="17"/>
-        </w:rPr>
-        <w:t xml:space="preserve">, organizacion de espacios de trabajo digitales y gestion autonoma de tareas. Base solida en relaciones con clientes aplicada al sector inmobiliario: registros precisos, entrada de datos en bases de datos, </w:t>
-      </w:r>
-      <w:r>
-        <w:rPr>
-          <w:color w:val="B8953D"/>
-          <w:sz w:val="17"/>
-        </w:rPr>
-        <w:t>consultas bilingues</w:t>
-      </w:r>
-      <w:r>
-        <w:rPr>
-          <w:sz w:val="17"/>
-        </w:rPr>
-        <w:t xml:space="preserve"> y soporte al flujo de ventas. Actualmente curso el Bachillerato en Gestion Turistica Sostenible en la UNED. Aprendiendo activamente </w:t>
-      </w:r>
-      <w:r>
-        <w:rPr>
-          <w:color w:val="B8953D"/>
-          <w:sz w:val="17"/>
-        </w:rPr>
-        <w:t>fundamentos de analisis de datos</w:t>
-      </w:r>
-      <w:r>
-        <w:rPr>
-          <w:sz w:val="17"/>
-        </w:rPr>
-        <w:t xml:space="preserve"> y </w:t>
-      </w:r>
-      <w:r>
-        <w:rPr>
-          <w:color w:val="B8953D"/>
-          <w:sz w:val="17"/>
-        </w:rPr>
-        <w:t>Excel intermedio</w:t>
-      </w:r>
-      <w:r>
-        <w:rPr>
-          <w:sz w:val="17"/>
-        </w:rPr>
-        <w:t>.</w:t>
+          <w:szCs w:val="17"/>
+        </w:rPr>
+        <w:t>Profesional Bilingue en Administracion y Servicio al Cliente con experiencia en operaciones inmobiliarias, hospitalidad y soporte remoto internacional. Comunicacion asincrona, organizacion digital y gestion autonoma de tareas. Experiencia en registros de clientes, entrada de datos, consultas bilingues y soporte en ventas. Cursando Bachillerato en Gestion Turistica Sostenible en la UNED. Aprendiendo analisis de datos y Excel intermedio.</w:t>
       </w:r>
     </w:p>
     <w:p>
@@ -235,7 +156,7 @@
           <w:sz w:val="16"/>
           <w:szCs w:val="16"/>
         </w:rPr>
-        <w:t>Operaciones Administrativas: Entrada de datos, organizacion de documentos digitales, gestion de correo electronico y comunicacion confiable entre zonas horarias.</w:t>
+        <w:t>Operaciones Administrativas: Entrada de datos, organizacion de documentos digitales, gestion de correo y comunicacion entre zonas horarias.</w:t>
       </w:r>
     </w:p>
     <w:p>
@@ -250,7 +171,7 @@
           <w:sz w:val="16"/>
           <w:szCs w:val="16"/>
         </w:rPr>
-        <w:t>Servicio al Cliente: Soporte bilingue (ingles/espanol), respuesta a consultas de clientes y resolucion de incidencias operativas diarias con actitud positiva.</w:t>
+        <w:t>Servicio al Cliente: Soporte bilingue (ingles/espanol), respuesta a consultas de clientes y resolucion de incidencias operativas.</w:t>
       </w:r>
     </w:p>
     <w:p>
@@ -282,34 +203,12 @@
       <w:r>
         <w:rPr>
           <w:b/>
-          <w:color w:val="B8953D"/>
-          <w:sz w:val="16"/>
-        </w:rPr>
-        <w:t>Operaciones de Hospitalidad</w:t>
-      </w:r>
-      <w:r>
-        <w:rPr>
-          <w:b/>
-          <w:sz w:val="16"/>
-        </w:rPr>
-        <w:t>: Servicio al cliente de alto volumen, gestion de pedidos y aseguramiento de experiencias excelentes para el huesped en entornos dinamicos.</w:t>
-      </w:r>
-    </w:p>
-    <w:p>
-      <w:r>
-        <w:rPr>
-          <w:b/>
-          <w:color w:val="B8953D"/>
-          <w:sz w:val="16"/>
-        </w:rPr>
-        <w:t>Trabajo Autonomo y Aprendizaje</w:t>
-      </w:r>
-      <w:r>
-        <w:rPr>
-          <w:b/>
-          <w:sz w:val="16"/>
-        </w:rPr>
-        <w:t>: Capacidad comprobada para trabajar de forma independiente, gestionar el tiempo eficazmente y aprender nuevas herramientas como Excel y analisis de datos.</w:t>
+          <w:bCs/>
+          <w:color w:val="1F3A5F"/>
+          <w:sz w:val="16"/>
+          <w:szCs w:val="16"/>
+        </w:rPr>
+        <w:t>Operaciones de Hospitalidad: Servicio al cliente de alto volumen, gestion de pedidos y experiencias excelentes para el huesped.</w:t>
       </w:r>
     </w:p>
     <w:p>

--- a/media/CV_Greivin_Cordero_Solano_ES.docx
+++ b/media/CV_Greivin_Cordero_Solano_ES.docx
@@ -31,14 +31,7 @@
           <w:color w:val="B8953D"/>
           <w:sz w:val="18"/>
         </w:rPr>
-        <w:t>Admin Bilingue y Servicio al Cliente</w:t>
-      </w:r>
-      <w:r>
-        <w:rPr>
-          <w:i/>
-          <w:sz w:val="18"/>
-        </w:rPr>
-        <w:t xml:space="preserve"> | Soporte Inmobiliario | Operaciones de Hospitalidad</w:t>
+        <w:t>Soporte Administrativo y Operativo | Relaciones con Clientes | Entrada de Datos CRM | Turismo y Bienes Raices</w:t>
       </w:r>
     </w:p>
     <w:p>

--- a/media/CV_Greivin_Cordero_Solano_ES.docx
+++ b/media/CV_Greivin_Cordero_Solano_ES.docx
@@ -31,7 +31,14 @@
           <w:color w:val="B8953D"/>
           <w:sz w:val="18"/>
         </w:rPr>
-        <w:t>Soporte Administrativo y Operativo | Relaciones con Clientes | Entrada de Datos CRM | Turismo y Bienes Raices</w:t>
+        <w:t>Soporte Administrativo y Operativo</w:t>
+      </w:r>
+      <w:r>
+        <w:rPr>
+          <w:i/>
+          <w:sz w:val="18"/>
+        </w:rPr>
+        <w:t xml:space="preserve"> | Relaciones con Clientes | Entrada de Datos CRM | Turismo y Bienes Raices</w:t>
       </w:r>
     </w:p>
     <w:p>
@@ -116,7 +123,7 @@
           <w:sz w:val="17"/>
           <w:szCs w:val="17"/>
         </w:rPr>
-        <w:t>Profesional Bilingue en Administracion y Servicio al Cliente con experiencia en operaciones inmobiliarias, hospitalidad y soporte remoto internacional. Comunicacion asincrona, organizacion digital y gestion autonoma de tareas. Experiencia en registros de clientes, entrada de datos, consultas bilingues y soporte en ventas. Cursando Bachillerato en Gestion Turistica Sostenible en la UNED. Aprendiendo analisis de datos y Excel intermedio.</w:t>
+        <w:t>Profesional Bilingue en Administracion y Servicio al Cliente con experiencia en operaciones inmobiliarias, hospitalidad y soporte remoto. Comunicacion asincrona, organizacion digital y gestion autonoma de tareas. Experiencia en registros de clientes, entrada de datos, consultas bilingues y soporte en ventas. Cursando Bachillerato en Gestion Turistica Sostenible en la UNED. Aprendiendo analisis de datos y Excel.</w:t>
       </w:r>
     </w:p>
     <w:p>
@@ -145,11 +152,48 @@
         <w:rPr>
           <w:b/>
           <w:bCs/>
+          <w:color w:val="B8953D"/>
+          <w:sz w:val="16"/>
+          <w:szCs w:val="16"/>
+        </w:rPr>
+        <w:t>Operaciones Administrativas: Entrada de datos, organizacion documental, gestion de correo y comunicacion entre zonas horarias.</w:t>
+      </w:r>
+    </w:p>
+    <w:p>
+      <w:pPr>
+        <w:spacing w:after="10"/>
+      </w:pPr>
+      <w:r>
+        <w:rPr>
+          <w:b/>
+          <w:bCs/>
+          <w:color w:val="B8953D"/>
+          <w:sz w:val="16"/>
+          <w:szCs w:val="16"/>
+        </w:rPr>
+        <w:t>Servicio al Cliente: Soporte bilingue (EN/ES), respuesta a consultas y resolucion de incidencias operativas.</w:t>
+      </w:r>
+    </w:p>
+    <w:p>
+      <w:pPr>
+        <w:spacing w:after="10"/>
+      </w:pPr>
+      <w:r>
+        <w:rPr>
+          <w:b/>
+          <w:bCs/>
           <w:color w:val="1F3A5F"/>
           <w:sz w:val="16"/>
           <w:szCs w:val="16"/>
         </w:rPr>
-        <w:t>Operaciones Administrativas: Entrada de datos, organizacion de documentos digitales, gestion de correo y comunicacion entre zonas horarias.</w:t>
+        <w:t xml:space="preserve">Ventas y CRM: </w:t>
+      </w:r>
+      <w:r>
+        <w:rPr>
+          <w:sz w:val="16"/>
+          <w:szCs w:val="16"/>
+        </w:rPr>
+        <w:t xml:space="preserve">Soporte en Ventas, Seguimiento de Prospectos, Relaciones Bilingües, Gestión de CRM</w:t>
       </w:r>
     </w:p>
     <w:p>
@@ -160,48 +204,21 @@
         <w:rPr>
           <w:b/>
           <w:bCs/>
-          <w:color w:val="1F3A5F"/>
-          <w:sz w:val="16"/>
-          <w:szCs w:val="16"/>
-        </w:rPr>
-        <w:t>Servicio al Cliente: Soporte bilingue (ingles/espanol), respuesta a consultas de clientes y resolucion de incidencias operativas.</w:t>
-      </w:r>
-    </w:p>
-    <w:p>
-      <w:pPr>
-        <w:spacing w:after="10"/>
-      </w:pPr>
-      <w:r>
-        <w:rPr>
-          <w:b/>
-          <w:bCs/>
-          <w:color w:val="1F3A5F"/>
-          <w:sz w:val="16"/>
-          <w:szCs w:val="16"/>
-        </w:rPr>
-        <w:t xml:space="preserve">Ventas y CRM: </w:t>
-      </w:r>
-      <w:r>
-        <w:rPr>
-          <w:sz w:val="16"/>
-          <w:szCs w:val="16"/>
-        </w:rPr>
-        <w:t xml:space="preserve">Soporte en Ventas, Seguimiento de Prospectos, Relaciones Bilingües, Gestión de CRM</w:t>
-      </w:r>
-    </w:p>
-    <w:p>
-      <w:pPr>
-        <w:spacing w:after="10"/>
-      </w:pPr>
-      <w:r>
-        <w:rPr>
-          <w:b/>
-          <w:bCs/>
-          <w:color w:val="1F3A5F"/>
-          <w:sz w:val="16"/>
-          <w:szCs w:val="16"/>
-        </w:rPr>
-        <w:t>Operaciones de Hospitalidad: Servicio al cliente de alto volumen, gestion de pedidos y experiencias excelentes para el huesped.</w:t>
+          <w:color w:val="B8953D"/>
+          <w:sz w:val="16"/>
+          <w:szCs w:val="16"/>
+        </w:rPr>
+        <w:t>Operaciones de Hospitalidad: Servicio de alto volumen, gestion de pedidos y experiencias excelentes para el huesped.</w:t>
+      </w:r>
+    </w:p>
+    <w:p>
+      <w:r>
+        <w:rPr>
+          <w:b/>
+          <w:color w:val="B8953D"/>
+          <w:sz w:val="16"/>
+        </w:rPr>
+        <w:t>Trabajo Autonomo y Aprendizaje: Capacidad comprobada para trabajar de forma independiente, gestionar el tiempo eficazmente y aprender nuevas herramientas como Excel y analisis de datos.</w:t>
       </w:r>
     </w:p>
     <w:p>

--- a/media/CV_Greivin_Cordero_Solano_ES.docx
+++ b/media/CV_Greivin_Cordero_Solano_ES.docx
@@ -28,17 +28,12 @@
       <w:r>
         <w:rPr>
           <w:i/>
+          <w:iCs/>
           <w:color w:val="B8953D"/>
           <w:sz w:val="18"/>
-        </w:rPr>
-        <w:t>Soporte Administrativo y Operativo</w:t>
-      </w:r>
-      <w:r>
-        <w:rPr>
-          <w:i/>
-          <w:sz w:val="18"/>
-        </w:rPr>
-        <w:t xml:space="preserve"> | Relaciones con Clientes | Entrada de Datos CRM | Turismo y Bienes Raices</w:t>
+          <w:szCs w:val="18"/>
+        </w:rPr>
+        <w:t>Soporte Administrativo y Operativo | Relaciones con Clientes | CRM | Turismo y Bienes Raices</w:t>
       </w:r>
     </w:p>
     <w:p>
@@ -123,7 +118,7 @@
           <w:sz w:val="17"/>
           <w:szCs w:val="17"/>
         </w:rPr>
-        <w:t>Profesional Bilingue en Administracion y Servicio al Cliente con experiencia en operaciones inmobiliarias, hospitalidad y soporte remoto. Comunicacion asincrona, organizacion digital y gestion autonoma de tareas. Experiencia en registros de clientes, entrada de datos, consultas bilingues y soporte en ventas. Cursando Bachillerato en Gestion Turistica Sostenible en la UNED. Aprendiendo analisis de datos y Excel.</w:t>
+        <w:t>Profesional Bilingue en Administracion y Servicio al Cliente. Experiencia en operaciones inmobiliarias, hospitalidad y soporte remoto. Comunicacion asincrona, gestion digital y trabajo autonomo. Registro de clientes, entrada de datos, CRM y soporte en ventas. Cursando Bachillerato en Gestion Turistica Sostenible en la UNED.</w:t>
       </w:r>
     </w:p>
     <w:p>
@@ -156,7 +151,22 @@
           <w:sz w:val="16"/>
           <w:szCs w:val="16"/>
         </w:rPr>
-        <w:t>Operaciones Administrativas: Entrada de datos, organizacion documental, gestion de correo y comunicacion entre zonas horarias.</w:t>
+        <w:t>Operaciones A</w:t>
+      </w:r>
+      <w:r>
+        <w:rPr>
+          <w:color w:val="B8953D"/>
+          <w:sz w:val="16"/>
+          <w:szCs w:val="16"/>
+        </w:rPr>
+        <w:t>dministrativas:</w:t>
+      </w:r>
+      <w:r>
+        <w:rPr>
+          <w:sz w:val="16"/>
+          <w:szCs w:val="16"/>
+        </w:rPr>
+        <w:t xml:space="preserve"> Entrada de datos, documentos digitales, gestion de correo y comunicacion entre zonas.</w:t>
       </w:r>
     </w:p>
     <w:p>
@@ -171,7 +181,22 @@
           <w:sz w:val="16"/>
           <w:szCs w:val="16"/>
         </w:rPr>
-        <w:t>Servicio al Cliente: Soporte bilingue (EN/ES), respuesta a consultas y resolucion de incidencias operativas.</w:t>
+        <w:t>Servicio al Cliente</w:t>
+      </w:r>
+      <w:r>
+        <w:rPr>
+          <w:color w:val="B8953D"/>
+          <w:sz w:val="16"/>
+          <w:szCs w:val="16"/>
+        </w:rPr>
+        <w:t>:</w:t>
+      </w:r>
+      <w:r>
+        <w:rPr>
+          <w:sz w:val="16"/>
+          <w:szCs w:val="16"/>
+        </w:rPr>
+        <w:t xml:space="preserve"> Soporte bilingue (EN/ES), atencion de consultas y resolucion de incidencias.</w:t>
       </w:r>
     </w:p>
     <w:p>
@@ -182,18 +207,26 @@
         <w:rPr>
           <w:b/>
           <w:bCs/>
-          <w:color w:val="1F3A5F"/>
-          <w:sz w:val="16"/>
-          <w:szCs w:val="16"/>
-        </w:rPr>
-        <w:t xml:space="preserve">Ventas y CRM: </w:t>
-      </w:r>
-      <w:r>
-        <w:rPr>
-          <w:sz w:val="16"/>
-          <w:szCs w:val="16"/>
-        </w:rPr>
-        <w:t xml:space="preserve">Soporte en Ventas, Seguimiento de Prospectos, Relaciones Bilingües, Gestión de CRM</w:t>
+          <w:color w:val="B8953D"/>
+          <w:sz w:val="16"/>
+          <w:szCs w:val="16"/>
+        </w:rPr>
+        <w:t>Soporte Inmobi</w:t>
+      </w:r>
+      <w:r>
+        <w:rPr>
+          <w:color w:val="B8953D"/>
+          <w:sz w:val="16"/>
+          <w:szCs w:val="16"/>
+        </w:rPr>
+        <w:t>liario y CRM:</w:t>
+      </w:r>
+      <w:r>
+        <w:rPr>
+          <w:sz w:val="16"/>
+          <w:szCs w:val="16"/>
+        </w:rPr>
+        <w:t xml:space="preserve"> Bases de datos, gestion de CRM, tareas administrativas y soporte a ventas.</w:t>
       </w:r>
     </w:p>
     <w:p>
@@ -208,17 +241,22 @@
           <w:sz w:val="16"/>
           <w:szCs w:val="16"/>
         </w:rPr>
-        <w:t>Operaciones de Hospitalidad: Servicio de alto volumen, gestion de pedidos y experiencias excelentes para el huesped.</w:t>
-      </w:r>
-    </w:p>
-    <w:p>
-      <w:r>
-        <w:rPr>
-          <w:b/>
+        <w:t>Operacion</w:t>
+      </w:r>
+      <w:r>
+        <w:rPr>
           <w:color w:val="B8953D"/>
           <w:sz w:val="16"/>
-        </w:rPr>
-        <w:t>Trabajo Autonomo y Aprendizaje: Capacidad comprobada para trabajar de forma independiente, gestionar el tiempo eficazmente y aprender nuevas herramientas como Excel y analisis de datos.</w:t>
+          <w:szCs w:val="16"/>
+        </w:rPr>
+        <w:t>es de Hospitalidad:</w:t>
+      </w:r>
+      <w:r>
+        <w:rPr>
+          <w:sz w:val="16"/>
+          <w:szCs w:val="16"/>
+        </w:rPr>
+        <w:t xml:space="preserve"> Servicio de alto volumen, pedidos y experiencias para el huesped.</w:t>
       </w:r>
     </w:p>
     <w:p>
@@ -432,8 +470,16 @@
           <w:szCs w:val="17"/>
         </w:rPr>
         <w:t>Service Operations &amp; Guest Experience</w:t>
-        <w:tab/>
-        <w:t>Ago 2021 – Nov 2025 · 4 años 4 meses</w:t>
+      </w:r>
+      <w:r>
+        <w:rPr>
+          <w:b/>
+          <w:bCs/>
+          <w:color w:val="C9A85B"/>
+          <w:sz w:val="15"/>
+          <w:szCs w:val="15"/>
+        </w:rPr>
+        <w:t xml:space="preserve">	Ago 2021 – Nov 2025 · 4 años 4 meses</w:t>
       </w:r>
     </w:p>
     <w:p>
@@ -506,8 +552,16 @@
           <w:szCs w:val="17"/>
         </w:rPr>
         <w:t>Food &amp; Beverage Server &amp; Bartender</w:t>
-        <w:tab/>
-        <w:t>Nov 2017 – Jun 2020 · 2 años 8 meses</w:t>
+      </w:r>
+      <w:r>
+        <w:rPr>
+          <w:b/>
+          <w:bCs/>
+          <w:color w:val="C9A85B"/>
+          <w:sz w:val="15"/>
+          <w:szCs w:val="15"/>
+        </w:rPr>
+        <w:t xml:space="preserve">	Nov 2017 – Jun 2020 · 2 años 8 meses</w:t>
       </w:r>
     </w:p>
     <w:p>
@@ -567,8 +621,16 @@
           <w:szCs w:val="17"/>
         </w:rPr>
         <w:t>Administrative Assistant &amp; International Customer Service Specialist</w:t>
-        <w:tab/>
-        <w:t>Ene 2014 – Abr 2017 · 3 años 4 meses</w:t>
+      </w:r>
+      <w:r>
+        <w:rPr>
+          <w:b/>
+          <w:bCs/>
+          <w:color w:val="C9A85B"/>
+          <w:sz w:val="15"/>
+          <w:szCs w:val="15"/>
+        </w:rPr>
+        <w:t xml:space="preserve">	Ene 2014 – Abr 2017 · 3 años 4 meses</w:t>
       </w:r>
     </w:p>
     <w:p>
